--- a/test_allegato7.docx
+++ b/test_allegato7.docx
@@ -1325,7 +1325,7 @@
                               <w:r>
                                 <w:rPr>
                                   <w:rFonts w:ascii="Tahoma"/>
-                                  <w:color w:val="808080"/>
+                                  <w:color w:val="000000"/>
                                   <w:sz w:val="18"/>
                                 </w:rPr>
                                 <w:t xml:space="preserve">  </w:t>
@@ -1333,8 +1333,9 @@
                               <w:r>
                                 <w:rPr>
                                   <w:rFonts w:ascii="Tahoma"/>
-                                  <w:color w:val="808080"/>
-                                  <w:sz w:val="18"/>
+                                  <w:color w:val="000000"/>
+                                  <w:sz w:val="18"/>
+                                  <w:szCs w:val="18"/>
                                 </w:rPr>
                                 <w:t>OLIVETTI - P&amp;DI CPP</w:t>
                               </w:r>
@@ -1450,7 +1451,7 @@
                               <w:r>
                                 <w:rPr>
                                   <w:rFonts w:ascii="Tahoma"/>
-                                  <w:color w:val="808080"/>
+                                  <w:color w:val="000000"/>
                                   <w:sz w:val="18"/>
                                 </w:rPr>
                                 <w:t xml:space="preserve"> </w:t>
@@ -1458,10 +1459,11 @@
                               <w:r>
                                 <w:rPr>
                                   <w:rFonts w:ascii="Tahoma"/>
-                                  <w:color w:val="808080"/>
-                                  <w:sz w:val="18"/>
-                                </w:rPr>
-                                <w:t xml:space="preserve">FORNITORE TEST SRL    </w:t>
+                                  <w:color w:val="000000"/>
+                                  <w:sz w:val="18"/>
+                                  <w:szCs w:val="18"/>
+                                </w:rPr>
+                                <w:t xml:space="preserve">EUROCIRCUITS N.V.    </w:t>
                               </w:r>
                             </w:p>
                             <w:p>
@@ -1486,7 +1488,7 @@
                                 <w:spacing w:line="244" w:lineRule="auto"/>
                                 <w:ind w:left="76" w:right="340"/>
                                 <w:rPr>
-                                  <w:color w:val="808080"/>
+                                  <w:color w:val="000000"/>
                                 </w:rPr>
                               </w:pPr>
                               <w:r>
@@ -1514,27 +1516,30 @@
                               <w:r>
                                 <w:rPr>
                                   <w:spacing w:val="-2"/>
-                                </w:rPr>
-                                <w:t xml:space="preserve">N. 8 workstation complete per progetto TEST</w:t>
-                              </w:r>
-                              <w:r>
-                                <w:rPr>
-                                  <w:rFonts w:ascii="Tahoma"/>
-                                  <w:color w:val="808080"/>
+                                  <w:color w:val="000000"/>
+                                  <w:sz w:val="18"/>
+                                  <w:szCs w:val="18"/>
+                                </w:rPr>
+                                <w:t xml:space="preserve">n. 3 HW_PM10_CO2_Terna_v1_1 – PCB 4 strati con componenti e assemblaggio</w:t>
+                              </w:r>
+                              <w:r>
+                                <w:rPr>
+                                  <w:rFonts w:ascii="Tahoma"/>
+                                  <w:color w:val="000000"/>
                                   <w:sz w:val="18"/>
                                 </w:rPr>
                                 <w:t xml:space="preserve"/>
                               </w:r>
                               <w:r>
                                 <w:rPr>
-                                  <w:color w:val="808080"/>
+                                  <w:color w:val="000000"/>
                                 </w:rPr>
                                 <w:t/>
                               </w:r>
                               <w:r>
                                 <w:rPr>
                                   <w:rFonts w:ascii="Tahoma"/>
-                                  <w:color w:val="808080"/>
+                                  <w:color w:val="000000"/>
                                   <w:sz w:val="18"/>
                                 </w:rPr>
                                 <w:t xml:space="preserve"/>
@@ -1543,7 +1548,7 @@
                               <w:r>
                                 <w:rPr>
                                   <w:rFonts w:ascii="Tahoma"/>
-                                  <w:color w:val="808080"/>
+                                  <w:color w:val="000000"/>
                                   <w:sz w:val="18"/>
                                 </w:rPr>
                                 <w:t/>
@@ -1552,7 +1557,7 @@
                               <w:r>
                                 <w:rPr>
                                   <w:rFonts w:ascii="Tahoma"/>
-                                  <w:color w:val="808080"/>
+                                  <w:color w:val="000000"/>
                                   <w:sz w:val="18"/>
                                 </w:rPr>
                                 <w:t xml:space="preserve"/>
@@ -1560,7 +1565,7 @@
                               <w:r>
                                 <w:rPr>
                                   <w:rFonts w:ascii="Tahoma"/>
-                                  <w:color w:val="808080"/>
+                                  <w:color w:val="000000"/>
                                   <w:sz w:val="18"/>
                                 </w:rPr>
                                 <w:t/>
@@ -1568,7 +1573,7 @@
                               <w:r>
                                 <w:rPr>
                                   <w:rFonts w:ascii="Tahoma"/>
-                                  <w:color w:val="808080"/>
+                                  <w:color w:val="000000"/>
                                   <w:sz w:val="18"/>
                                 </w:rPr>
                                 <w:t xml:space="preserve"/>
@@ -1577,7 +1582,7 @@
                               <w:r>
                                 <w:rPr>
                                   <w:rFonts w:ascii="Tahoma"/>
-                                  <w:color w:val="808080"/>
+                                  <w:color w:val="000000"/>
                                   <w:sz w:val="18"/>
                                 </w:rPr>
                                 <w:t/>
@@ -1586,7 +1591,7 @@
                               <w:r>
                                 <w:rPr>
                                   <w:rFonts w:ascii="Tahoma"/>
-                                  <w:color w:val="808080"/>
+                                  <w:color w:val="000000"/>
                                   <w:sz w:val="18"/>
                                 </w:rPr>
                                 <w:t xml:space="preserve"/>
@@ -1595,7 +1600,7 @@
                               <w:r>
                                 <w:rPr>
                                   <w:rFonts w:ascii="Tahoma"/>
-                                  <w:color w:val="808080"/>
+                                  <w:color w:val="000000"/>
                                   <w:sz w:val="18"/>
                                 </w:rPr>
                                 <w:t/>
@@ -1604,7 +1609,7 @@
                               <w:r>
                                 <w:rPr>
                                   <w:rFonts w:ascii="Tahoma"/>
-                                  <w:color w:val="808080"/>
+                                  <w:color w:val="000000"/>
                                   <w:sz w:val="18"/>
                                 </w:rPr>
                                 <w:t xml:space="preserve"/>
@@ -1612,7 +1617,7 @@
                               <w:r>
                                 <w:rPr>
                                   <w:rFonts w:ascii="Tahoma"/>
-                                  <w:color w:val="808080"/>
+                                  <w:color w:val="000000"/>
                                   <w:sz w:val="18"/>
                                 </w:rPr>
                                 <w:t/>
@@ -1620,7 +1625,7 @@
                               <w:r>
                                 <w:rPr>
                                   <w:rFonts w:ascii="Tahoma"/>
-                                  <w:color w:val="808080"/>
+                                  <w:color w:val="000000"/>
                                   <w:sz w:val="18"/>
                                 </w:rPr>
                                 <w:t xml:space="preserve"/>
@@ -1628,7 +1633,7 @@
                               <w:r>
                                 <w:rPr>
                                   <w:rFonts w:ascii="Tahoma"/>
-                                  <w:color w:val="808080"/>
+                                  <w:color w:val="000000"/>
                                   <w:sz w:val="18"/>
                                 </w:rPr>
                                 <w:t/>
@@ -1636,7 +1641,7 @@
                               <w:r>
                                 <w:rPr>
                                   <w:rFonts w:ascii="Tahoma"/>
-                                  <w:color w:val="808080"/>
+                                  <w:color w:val="000000"/>
                                   <w:sz w:val="18"/>
                                 </w:rPr>
                                 <w:t xml:space="preserve"/>
@@ -1644,7 +1649,7 @@
                               <w:r>
                                 <w:rPr>
                                   <w:rFonts w:ascii="Tahoma"/>
-                                  <w:color w:val="808080"/>
+                                  <w:color w:val="000000"/>
                                   <w:sz w:val="18"/>
                                 </w:rPr>
                                 <w:t/>
@@ -1652,7 +1657,7 @@
                               <w:r>
                                 <w:rPr>
                                   <w:rFonts w:ascii="Tahoma"/>
-                                  <w:color w:val="808080"/>
+                                  <w:color w:val="000000"/>
                                   <w:sz w:val="18"/>
                                 </w:rPr>
                                 <w:t xml:space="preserve"/>
@@ -1663,7 +1668,7 @@
                                 <w:spacing w:line="244" w:lineRule="auto"/>
                                 <w:ind w:left="76" w:right="340"/>
                                 <w:rPr>
-                                  <w:color w:val="808080"/>
+                                  <w:color w:val="000000"/>
                                 </w:rPr>
                               </w:pPr>
                             </w:p>
@@ -1672,7 +1677,7 @@
                                 <w:spacing w:line="244" w:lineRule="auto"/>
                                 <w:ind w:left="76" w:right="340"/>
                                 <w:rPr>
-                                  <w:color w:val="808080"/>
+                                  <w:color w:val="000000"/>
                                 </w:rPr>
                               </w:pPr>
                             </w:p>
@@ -1707,7 +1712,7 @@
                                 <w:spacing w:line="244" w:lineRule="auto"/>
                                 <w:ind w:left="76"/>
                                 <w:rPr>
-                                  <w:color w:val="808080"/>
+                                  <w:color w:val="000000"/>
                                   <w:w w:val="105"/>
                                 </w:rPr>
                               </w:pPr>
@@ -1721,11 +1726,12 @@
                               <w:r>
                                 <w:rPr>
                                   <w:rFonts w:ascii="Tahoma"/>
-                                  <w:color w:val="808080"/>
+                                  <w:color w:val="000000"/>
                                   <w:spacing w:val="-2"/>
                                   <w:sz w:val="18"/>
-                                </w:rPr>
-                                <w:t>Acquisto di 8 postazioni necessarie alle attività operative del progetto TEST.</w:t>
+                                  <w:szCs w:val="18"/>
+                                </w:rPr>
+                                <w:t>Necessità di acquisire n. 3 HW_PM10_CO2_Terna_v1_1 – PCB 4 strati con componenti e assemblaggio nell'ambito della commessa 2025-037-V-ESA-AS_ITc, relativa al progetto ESA. Il quantitativo richiesto è stato determinato sulla base del fabbisogno progettuale e delle specifiche tecniche previste per la commessa.</w:t>
                               </w:r>
                             </w:p>
                             <w:p>
@@ -1886,17 +1892,18 @@
                               <w:r>
                                 <w:rPr>
                                   <w:rFonts w:ascii="Tahoma" w:hAnsi="Tahoma"/>
-                                  <w:color w:val="808080"/>
+                                  <w:color w:val="000000"/>
                                   <w:spacing w:val="-2"/>
                                   <w:w w:val="110"/>
                                   <w:sz w:val="18"/>
-                                </w:rPr>
-                                <w:t>216,40</w:t>
+                                  <w:szCs w:val="18"/>
+                                </w:rPr>
+                                <w:t>1.042,96</w:t>
                               </w:r>
                               <w:r>
                                 <w:rPr>
                                   <w:rFonts w:ascii="Tahoma" w:hAnsi="Tahoma"/>
-                                  <w:color w:val="808080"/>
+                                  <w:color w:val="000000"/>
                                   <w:spacing w:val="-2"/>
                                   <w:w w:val="110"/>
                                   <w:sz w:val="18"/>
@@ -1906,7 +1913,7 @@
                               <w:r>
                                 <w:rPr>
                                   <w:rFonts w:ascii="Tahoma" w:hAnsi="Tahoma"/>
-                                  <w:color w:val="808080"/>
+                                  <w:color w:val="000000"/>
                                   <w:spacing w:val="-2"/>
                                   <w:w w:val="110"/>
                                   <w:sz w:val="18"/>
@@ -1916,17 +1923,18 @@
                               <w:r>
                                 <w:rPr>
                                   <w:rFonts w:ascii="Tahoma" w:hAnsi="Tahoma"/>
-                                  <w:color w:val="808080"/>
+                                  <w:color w:val="000000"/>
                                   <w:spacing w:val="-2"/>
                                   <w:w w:val="110"/>
                                   <w:sz w:val="18"/>
-                                </w:rPr>
-                                <w:t xml:space="preserve"> Valore definito</w:t>
+                                  <w:szCs w:val="18"/>
+                                </w:rPr>
+                                <w:t xml:space="preserve"> Valore definito sulla base dell'offerta EUROCIRCUITS N.V. B5407731 del 08/09/2026</w:t>
                               </w:r>
                               <w:r>
                                 <w:rPr>
                                   <w:rFonts w:ascii="Tahoma" w:hAnsi="Tahoma"/>
-                                  <w:color w:val="808080"/>
+                                  <w:color w:val="000000"/>
                                   <w:spacing w:val="-2"/>
                                   <w:w w:val="110"/>
                                   <w:sz w:val="18"/>
@@ -1936,12 +1944,13 @@
                               <w:r>
                                 <w:rPr>
                                   <w:rFonts w:ascii="Tahoma" w:hAnsi="Tahoma"/>
-                                  <w:color w:val="808080"/>
+                                  <w:color w:val="000000"/>
                                   <w:spacing w:val="-2"/>
                                   <w:w w:val="110"/>
                                   <w:sz w:val="18"/>
-                                </w:rPr>
-                                <w:t>sulla base dell’offerta</w:t>
+                                  <w:szCs w:val="18"/>
+                                </w:rPr>
+                                <w:t/>
                               </w:r>
                             </w:p>
                           </w:txbxContent>
@@ -2020,7 +2029,7 @@
                         <w:r>
                           <w:rPr>
                             <w:rFonts w:ascii="Tahoma"/>
-                            <w:color w:val="808080"/>
+                            <w:color w:val="000000"/>
                             <w:sz w:val="18"/>
                           </w:rPr>
                           <w:t xml:space="preserve">  </w:t>
@@ -2028,8 +2037,9 @@
                         <w:r>
                           <w:rPr>
                             <w:rFonts w:ascii="Tahoma"/>
-                            <w:color w:val="808080"/>
-                            <w:sz w:val="18"/>
+                            <w:color w:val="000000"/>
+                            <w:sz w:val="18"/>
+                            <w:szCs w:val="18"/>
                           </w:rPr>
                           <w:t>OLIVETTI - P&amp;DI CPP</w:t>
                         </w:r>
@@ -2145,7 +2155,7 @@
                         <w:r>
                           <w:rPr>
                             <w:rFonts w:ascii="Tahoma"/>
-                            <w:color w:val="808080"/>
+                            <w:color w:val="000000"/>
                             <w:sz w:val="18"/>
                           </w:rPr>
                           <w:t xml:space="preserve"> </w:t>
@@ -2153,10 +2163,11 @@
                         <w:r>
                           <w:rPr>
                             <w:rFonts w:ascii="Tahoma"/>
-                            <w:color w:val="808080"/>
-                            <w:sz w:val="18"/>
-                          </w:rPr>
-                          <w:t xml:space="preserve">FORNITORE TEST SRL    </w:t>
+                            <w:color w:val="000000"/>
+                            <w:sz w:val="18"/>
+                            <w:szCs w:val="18"/>
+                          </w:rPr>
+                          <w:t xml:space="preserve">EUROCIRCUITS N.V.    </w:t>
                         </w:r>
                       </w:p>
                       <w:p>
@@ -2181,7 +2192,7 @@
                           <w:spacing w:line="244" w:lineRule="auto"/>
                           <w:ind w:left="76" w:right="340"/>
                           <w:rPr>
-                            <w:color w:val="808080"/>
+                            <w:color w:val="000000"/>
                           </w:rPr>
                         </w:pPr>
                         <w:r>
@@ -2209,27 +2220,30 @@
                         <w:r>
                           <w:rPr>
                             <w:spacing w:val="-2"/>
-                          </w:rPr>
-                          <w:t xml:space="preserve">N. 8 workstation complete per progetto TEST</w:t>
-                        </w:r>
-                        <w:r>
-                          <w:rPr>
-                            <w:rFonts w:ascii="Tahoma"/>
-                            <w:color w:val="808080"/>
+                            <w:color w:val="000000"/>
+                            <w:sz w:val="18"/>
+                            <w:szCs w:val="18"/>
+                          </w:rPr>
+                          <w:t xml:space="preserve">n. 3 HW_PM10_CO2_Terna_v1_1 – PCB 4 strati con componenti e assemblaggio</w:t>
+                        </w:r>
+                        <w:r>
+                          <w:rPr>
+                            <w:rFonts w:ascii="Tahoma"/>
+                            <w:color w:val="000000"/>
                             <w:sz w:val="18"/>
                           </w:rPr>
                           <w:t xml:space="preserve"/>
                         </w:r>
                         <w:r>
                           <w:rPr>
-                            <w:color w:val="808080"/>
+                            <w:color w:val="000000"/>
                           </w:rPr>
                           <w:t/>
                         </w:r>
                         <w:r>
                           <w:rPr>
                             <w:rFonts w:ascii="Tahoma"/>
-                            <w:color w:val="808080"/>
+                            <w:color w:val="000000"/>
                             <w:sz w:val="18"/>
                           </w:rPr>
                           <w:t xml:space="preserve"/>
@@ -2238,7 +2252,7 @@
                         <w:r>
                           <w:rPr>
                             <w:rFonts w:ascii="Tahoma"/>
-                            <w:color w:val="808080"/>
+                            <w:color w:val="000000"/>
                             <w:sz w:val="18"/>
                           </w:rPr>
                           <w:t/>
@@ -2247,7 +2261,7 @@
                         <w:r>
                           <w:rPr>
                             <w:rFonts w:ascii="Tahoma"/>
-                            <w:color w:val="808080"/>
+                            <w:color w:val="000000"/>
                             <w:sz w:val="18"/>
                           </w:rPr>
                           <w:t xml:space="preserve"/>
@@ -2255,7 +2269,7 @@
                         <w:r>
                           <w:rPr>
                             <w:rFonts w:ascii="Tahoma"/>
-                            <w:color w:val="808080"/>
+                            <w:color w:val="000000"/>
                             <w:sz w:val="18"/>
                           </w:rPr>
                           <w:t/>
@@ -2263,7 +2277,7 @@
                         <w:r>
                           <w:rPr>
                             <w:rFonts w:ascii="Tahoma"/>
-                            <w:color w:val="808080"/>
+                            <w:color w:val="000000"/>
                             <w:sz w:val="18"/>
                           </w:rPr>
                           <w:t xml:space="preserve"/>
@@ -2272,7 +2286,7 @@
                         <w:r>
                           <w:rPr>
                             <w:rFonts w:ascii="Tahoma"/>
-                            <w:color w:val="808080"/>
+                            <w:color w:val="000000"/>
                             <w:sz w:val="18"/>
                           </w:rPr>
                           <w:t/>
@@ -2281,7 +2295,7 @@
                         <w:r>
                           <w:rPr>
                             <w:rFonts w:ascii="Tahoma"/>
-                            <w:color w:val="808080"/>
+                            <w:color w:val="000000"/>
                             <w:sz w:val="18"/>
                           </w:rPr>
                           <w:t xml:space="preserve"/>
@@ -2290,7 +2304,7 @@
                         <w:r>
                           <w:rPr>
                             <w:rFonts w:ascii="Tahoma"/>
-                            <w:color w:val="808080"/>
+                            <w:color w:val="000000"/>
                             <w:sz w:val="18"/>
                           </w:rPr>
                           <w:t/>
@@ -2299,7 +2313,7 @@
                         <w:r>
                           <w:rPr>
                             <w:rFonts w:ascii="Tahoma"/>
-                            <w:color w:val="808080"/>
+                            <w:color w:val="000000"/>
                             <w:sz w:val="18"/>
                           </w:rPr>
                           <w:t xml:space="preserve"/>
@@ -2307,7 +2321,7 @@
                         <w:r>
                           <w:rPr>
                             <w:rFonts w:ascii="Tahoma"/>
-                            <w:color w:val="808080"/>
+                            <w:color w:val="000000"/>
                             <w:sz w:val="18"/>
                           </w:rPr>
                           <w:t/>
@@ -2315,7 +2329,7 @@
                         <w:r>
                           <w:rPr>
                             <w:rFonts w:ascii="Tahoma"/>
-                            <w:color w:val="808080"/>
+                            <w:color w:val="000000"/>
                             <w:sz w:val="18"/>
                           </w:rPr>
                           <w:t xml:space="preserve"/>
@@ -2323,7 +2337,7 @@
                         <w:r>
                           <w:rPr>
                             <w:rFonts w:ascii="Tahoma"/>
-                            <w:color w:val="808080"/>
+                            <w:color w:val="000000"/>
                             <w:sz w:val="18"/>
                           </w:rPr>
                           <w:t/>
@@ -2331,7 +2345,7 @@
                         <w:r>
                           <w:rPr>
                             <w:rFonts w:ascii="Tahoma"/>
-                            <w:color w:val="808080"/>
+                            <w:color w:val="000000"/>
                             <w:sz w:val="18"/>
                           </w:rPr>
                           <w:t xml:space="preserve"/>
@@ -2339,7 +2353,7 @@
                         <w:r>
                           <w:rPr>
                             <w:rFonts w:ascii="Tahoma"/>
-                            <w:color w:val="808080"/>
+                            <w:color w:val="000000"/>
                             <w:sz w:val="18"/>
                           </w:rPr>
                           <w:t/>
@@ -2347,7 +2361,7 @@
                         <w:r>
                           <w:rPr>
                             <w:rFonts w:ascii="Tahoma"/>
-                            <w:color w:val="808080"/>
+                            <w:color w:val="000000"/>
                             <w:sz w:val="18"/>
                           </w:rPr>
                           <w:t xml:space="preserve"/>
@@ -2358,7 +2372,7 @@
                           <w:spacing w:line="244" w:lineRule="auto"/>
                           <w:ind w:left="76" w:right="340"/>
                           <w:rPr>
-                            <w:color w:val="808080"/>
+                            <w:color w:val="000000"/>
                           </w:rPr>
                         </w:pPr>
                       </w:p>
@@ -2367,7 +2381,7 @@
                           <w:spacing w:line="244" w:lineRule="auto"/>
                           <w:ind w:left="76" w:right="340"/>
                           <w:rPr>
-                            <w:color w:val="808080"/>
+                            <w:color w:val="000000"/>
                           </w:rPr>
                         </w:pPr>
                       </w:p>
@@ -2402,7 +2416,7 @@
                           <w:spacing w:line="244" w:lineRule="auto"/>
                           <w:ind w:left="76"/>
                           <w:rPr>
-                            <w:color w:val="808080"/>
+                            <w:color w:val="000000"/>
                             <w:w w:val="105"/>
                           </w:rPr>
                         </w:pPr>
@@ -2416,11 +2430,12 @@
                         <w:r>
                           <w:rPr>
                             <w:rFonts w:ascii="Tahoma"/>
-                            <w:color w:val="808080"/>
+                            <w:color w:val="000000"/>
                             <w:spacing w:val="-2"/>
                             <w:sz w:val="18"/>
-                          </w:rPr>
-                          <w:t>Acquisto di 8 postazioni necessarie alle attività operative del progetto TEST.</w:t>
+                            <w:szCs w:val="18"/>
+                          </w:rPr>
+                          <w:t>Necessità di acquisire n. 3 HW_PM10_CO2_Terna_v1_1 – PCB 4 strati con componenti e assemblaggio nell'ambito della commessa 2025-037-V-ESA-AS_ITc, relativa al progetto ESA. Il quantitativo richiesto è stato determinato sulla base del fabbisogno progettuale e delle specifiche tecniche previste per la commessa.</w:t>
                         </w:r>
                       </w:p>
                       <w:p>
@@ -2581,17 +2596,18 @@
                         <w:r>
                           <w:rPr>
                             <w:rFonts w:ascii="Tahoma" w:hAnsi="Tahoma"/>
-                            <w:color w:val="808080"/>
+                            <w:color w:val="000000"/>
                             <w:spacing w:val="-2"/>
                             <w:w w:val="110"/>
                             <w:sz w:val="18"/>
-                          </w:rPr>
-                          <w:t>216,40</w:t>
+                            <w:szCs w:val="18"/>
+                          </w:rPr>
+                          <w:t>1.042,96</w:t>
                         </w:r>
                         <w:r>
                           <w:rPr>
                             <w:rFonts w:ascii="Tahoma" w:hAnsi="Tahoma"/>
-                            <w:color w:val="808080"/>
+                            <w:color w:val="000000"/>
                             <w:spacing w:val="-2"/>
                             <w:w w:val="110"/>
                             <w:sz w:val="18"/>
@@ -2601,7 +2617,7 @@
                         <w:r>
                           <w:rPr>
                             <w:rFonts w:ascii="Tahoma" w:hAnsi="Tahoma"/>
-                            <w:color w:val="808080"/>
+                            <w:color w:val="000000"/>
                             <w:spacing w:val="-2"/>
                             <w:w w:val="110"/>
                             <w:sz w:val="18"/>
@@ -2611,17 +2627,18 @@
                         <w:r>
                           <w:rPr>
                             <w:rFonts w:ascii="Tahoma" w:hAnsi="Tahoma"/>
-                            <w:color w:val="808080"/>
+                            <w:color w:val="000000"/>
                             <w:spacing w:val="-2"/>
                             <w:w w:val="110"/>
                             <w:sz w:val="18"/>
-                          </w:rPr>
-                          <w:t xml:space="preserve"> Valore definito</w:t>
+                            <w:szCs w:val="18"/>
+                          </w:rPr>
+                          <w:t xml:space="preserve"> Valore definito sulla base dell'offerta EUROCIRCUITS N.V. B5407731 del 08/09/2026</w:t>
                         </w:r>
                         <w:r>
                           <w:rPr>
                             <w:rFonts w:ascii="Tahoma" w:hAnsi="Tahoma"/>
-                            <w:color w:val="808080"/>
+                            <w:color w:val="000000"/>
                             <w:spacing w:val="-2"/>
                             <w:w w:val="110"/>
                             <w:sz w:val="18"/>
@@ -2631,12 +2648,13 @@
                         <w:r>
                           <w:rPr>
                             <w:rFonts w:ascii="Tahoma" w:hAnsi="Tahoma"/>
-                            <w:color w:val="808080"/>
+                            <w:color w:val="000000"/>
                             <w:spacing w:val="-2"/>
                             <w:w w:val="110"/>
                             <w:sz w:val="18"/>
-                          </w:rPr>
-                          <w:t>sulla base dell’offerta</w:t>
+                            <w:szCs w:val="18"/>
+                          </w:rPr>
+                          <w:t/>
                         </w:r>
                       </w:p>
                     </w:txbxContent>
@@ -2658,7 +2676,7 @@
         <w:rPr>
           <w:color w:val="000000"/>
         </w:rPr>
-        <w:t>Luogo Roma data 22/09/2026</w:t>
+        <w:t>Luogo Roma data 15/09/2026</w:t>
       </w:r>
     </w:p>
     <w:p>
